--- a/6. 大数据/1. Hadoop/流式计算/1. 流式计算框架.docx
+++ b/6. 大数据/1. Hadoop/流式计算/1. 流式计算框架.docx
@@ -1,6 +1,6 @@
 
 <file path=word/document.xml><?xml version="1.0" encoding="utf-8"?>
-<w:document xmlns:wpc="http://schemas.microsoft.com/office/word/2010/wordprocessingCanvas" xmlns:cx="http://schemas.microsoft.com/office/drawing/2014/chartex" xmlns:cx1="http://schemas.microsoft.com/office/drawing/2015/9/8/chartex" xmlns:cx2="http://schemas.microsoft.com/office/drawing/2015/10/21/chartex" xmlns:cx3="http://schemas.microsoft.com/office/drawing/2016/5/9/chartex" xmlns:cx4="http://schemas.microsoft.com/office/drawing/2016/5/10/chartex" xmlns:cx5="http://schemas.microsoft.com/office/drawing/2016/5/11/chartex" xmlns:cx6="http://schemas.microsoft.com/office/drawing/2016/5/12/chartex" xmlns:cx7="http://schemas.microsoft.com/office/drawing/2016/5/13/chartex" xmlns:cx8="http://schemas.microsoft.com/office/drawing/2016/5/14/chartex" xmlns:mc="http://schemas.openxmlformats.org/markup-compatibility/2006" xmlns:aink="http://schemas.microsoft.com/office/drawing/2016/ink" xmlns:am3d="http://schemas.microsoft.com/office/drawing/2017/model3d" xmlns:o="urn:schemas-microsoft-com:office:office" xmlns:oel="http://schemas.microsoft.com/office/2019/extlst" xmlns:r="http://schemas.openxmlformats.org/officeDocument/2006/relationships" xmlns:m="http://schemas.openxmlformats.org/officeDocument/2006/math" xmlns:v="urn:schemas-microsoft-com:vml" xmlns:wp14="http://schemas.microsoft.com/office/word/2010/wordprocessingDrawing" xmlns:wp="http://schemas.openxmlformats.org/drawingml/2006/wordprocessingDrawing" xmlns:w10="urn:schemas-microsoft-com:office:word" xmlns:w="http://schemas.openxmlformats.org/wordprocessingml/2006/main" xmlns:w14="http://schemas.microsoft.com/office/word/2010/wordml" xmlns:w15="http://schemas.microsoft.com/office/word/2012/wordml" xmlns:w16cex="http://schemas.microsoft.com/office/word/2018/wordml/cex" xmlns:w16cid="http://schemas.microsoft.com/office/word/2016/wordml/cid" xmlns:w16="http://schemas.microsoft.com/office/word/2018/wordml" xmlns:w16du="http://schemas.microsoft.com/office/word/2023/wordml/word16du" xmlns:w16sdtdh="http://schemas.microsoft.com/office/word/2020/wordml/sdtdatahash" xmlns:w16se="http://schemas.microsoft.com/office/word/2015/wordml/symex" xmlns:wpg="http://schemas.microsoft.com/office/word/2010/wordprocessingGroup" xmlns:wpi="http://schemas.microsoft.com/office/word/2010/wordprocessingInk" xmlns:wne="http://schemas.microsoft.com/office/word/2006/wordml" xmlns:wps="http://schemas.microsoft.com/office/word/2010/wordprocessingShape" mc:Ignorable="w14 w15 w16se w16cid w16 w16cex w16sdtdh wp14">
+<w:document xmlns:wpc="http://schemas.microsoft.com/office/word/2010/wordprocessingCanvas" xmlns:cx="http://schemas.microsoft.com/office/drawing/2014/chartex" xmlns:cx1="http://schemas.microsoft.com/office/drawing/2015/9/8/chartex" xmlns:cx2="http://schemas.microsoft.com/office/drawing/2015/10/21/chartex" xmlns:cx3="http://schemas.microsoft.com/office/drawing/2016/5/9/chartex" xmlns:cx4="http://schemas.microsoft.com/office/drawing/2016/5/10/chartex" xmlns:cx5="http://schemas.microsoft.com/office/drawing/2016/5/11/chartex" xmlns:cx6="http://schemas.microsoft.com/office/drawing/2016/5/12/chartex" xmlns:cx7="http://schemas.microsoft.com/office/drawing/2016/5/13/chartex" xmlns:cx8="http://schemas.microsoft.com/office/drawing/2016/5/14/chartex" xmlns:mc="http://schemas.openxmlformats.org/markup-compatibility/2006" xmlns:aink="http://schemas.microsoft.com/office/drawing/2016/ink" xmlns:am3d="http://schemas.microsoft.com/office/drawing/2017/model3d" xmlns:o="urn:schemas-microsoft-com:office:office" xmlns:oel="http://schemas.microsoft.com/office/2019/extlst" xmlns:r="http://schemas.openxmlformats.org/officeDocument/2006/relationships" xmlns:m="http://schemas.openxmlformats.org/officeDocument/2006/math" xmlns:v="urn:schemas-microsoft-com:vml" xmlns:wp14="http://schemas.microsoft.com/office/word/2010/wordprocessingDrawing" xmlns:wp="http://schemas.openxmlformats.org/drawingml/2006/wordprocessingDrawing" xmlns:w10="urn:schemas-microsoft-com:office:word" xmlns:w="http://schemas.openxmlformats.org/wordprocessingml/2006/main" xmlns:w14="http://schemas.microsoft.com/office/word/2010/wordml" xmlns:w15="http://schemas.microsoft.com/office/word/2012/wordml" xmlns:w16cex="http://schemas.microsoft.com/office/word/2018/wordml/cex" xmlns:w16cid="http://schemas.microsoft.com/office/word/2016/wordml/cid" xmlns:w16="http://schemas.microsoft.com/office/word/2018/wordml" xmlns:w16sdtdh="http://schemas.microsoft.com/office/word/2020/wordml/sdtdatahash" xmlns:w16se="http://schemas.microsoft.com/office/word/2015/wordml/symex" xmlns:wpg="http://schemas.microsoft.com/office/word/2010/wordprocessingGroup" xmlns:wpi="http://schemas.microsoft.com/office/word/2010/wordprocessingInk" xmlns:wne="http://schemas.microsoft.com/office/word/2006/wordml" xmlns:wps="http://schemas.microsoft.com/office/word/2010/wordprocessingShape" mc:Ignorable="w14 w15 w16se w16cid w16 w16cex w16sdtdh wp14">
   <w:body>
     <w:p>
       <w:pPr>
@@ -91,11 +91,11 @@
     <w:p>
       <w:pPr>
         <w:jc w:val="center"/>
-        <w:rPr>
-          <w:rFonts w:hint="eastAsia"/>
-        </w:rPr>
-      </w:pPr>
-      <w:r>
+      </w:pPr>
+      <w:r>
+        <w:rPr>
+          <w:noProof/>
+        </w:rPr>
         <w:drawing>
           <wp:inline distT="0" distB="0" distL="0" distR="0" wp14:anchorId="13902A9A" wp14:editId="0BA70373">
             <wp:extent cx="4833153" cy="1569931"/>
@@ -235,6 +235,9 @@
     <w:p>
       <w:pPr>
         <w:pStyle w:val="2"/>
+        <w:rPr>
+          <w:rFonts w:hint="default"/>
+        </w:rPr>
       </w:pPr>
       <w:r>
         <w:t>流式计算框架</w:t>
@@ -446,6 +449,9 @@
         <w:jc w:val="center"/>
       </w:pPr>
       <w:r>
+        <w:rPr>
+          <w:noProof/>
+        </w:rPr>
         <w:drawing>
           <wp:inline distT="0" distB="0" distL="0" distR="0" wp14:anchorId="70FCAFE2" wp14:editId="778AF6C0">
             <wp:extent cx="4688774" cy="1563113"/>
@@ -486,6 +492,9 @@
     <w:p>
       <w:pPr>
         <w:pStyle w:val="3"/>
+        <w:rPr>
+          <w:rFonts w:hint="default"/>
+        </w:rPr>
       </w:pPr>
       <w:r>
         <w:t>Apache Hadoop MapReduce</w:t>
@@ -494,6 +503,9 @@
     <w:p>
       <w:pPr>
         <w:pStyle w:val="3"/>
+        <w:rPr>
+          <w:rFonts w:hint="default"/>
+        </w:rPr>
       </w:pPr>
       <w:r>
         <w:t>Apache Spark</w:t>
@@ -502,6 +514,9 @@
     <w:p>
       <w:pPr>
         <w:pStyle w:val="3"/>
+        <w:rPr>
+          <w:rFonts w:hint="default"/>
+        </w:rPr>
       </w:pPr>
       <w:r>
         <w:t>Apache Hive</w:t>
@@ -510,6 +525,9 @@
     <w:p>
       <w:pPr>
         <w:pStyle w:val="3"/>
+        <w:rPr>
+          <w:rFonts w:hint="default"/>
+        </w:rPr>
       </w:pPr>
       <w:r>
         <w:t>Presto/</w:t>
@@ -523,6 +541,9 @@
     <w:p>
       <w:pPr>
         <w:pStyle w:val="3"/>
+        <w:rPr>
+          <w:rFonts w:hint="default"/>
+        </w:rPr>
       </w:pPr>
       <w:r>
         <w:lastRenderedPageBreak/>
@@ -545,6 +566,9 @@
         <w:jc w:val="center"/>
       </w:pPr>
       <w:r>
+        <w:rPr>
+          <w:noProof/>
+        </w:rPr>
         <w:drawing>
           <wp:inline distT="0" distB="0" distL="0" distR="0" wp14:anchorId="3C8F7400" wp14:editId="04034C5C">
             <wp:extent cx="4777005" cy="1671894"/>
@@ -585,6 +609,20 @@
     <w:p>
       <w:pPr>
         <w:pStyle w:val="3"/>
+        <w:rPr>
+          <w:rFonts w:hint="default"/>
+        </w:rPr>
+      </w:pPr>
+      <w:r>
+        <w:t>Apache Storm</w:t>
+      </w:r>
+    </w:p>
+    <w:p>
+      <w:pPr>
+        <w:pStyle w:val="3"/>
+        <w:rPr>
+          <w:rFonts w:hint="default"/>
+        </w:rPr>
       </w:pPr>
       <w:r>
         <w:t xml:space="preserve">Apache </w:t>
@@ -598,30 +636,28 @@
     <w:p>
       <w:pPr>
         <w:pStyle w:val="3"/>
-      </w:pPr>
-      <w:r>
-        <w:t>Apache Storm</w:t>
+        <w:rPr>
+          <w:rFonts w:hint="default"/>
+        </w:rPr>
+      </w:pPr>
+      <w:r>
+        <w:t>Kafka Streams</w:t>
       </w:r>
     </w:p>
     <w:p>
       <w:pPr>
         <w:pStyle w:val="3"/>
-      </w:pPr>
-      <w:r>
-        <w:t>Kafka Streams</w:t>
+        <w:rPr>
+          <w:rFonts w:hint="default"/>
+        </w:rPr>
+      </w:pPr>
+      <w:r>
+        <w:t>Apache Pulsar Functions</w:t>
       </w:r>
     </w:p>
     <w:p>
       <w:pPr>
         <w:pStyle w:val="3"/>
-      </w:pPr>
-      <w:r>
-        <w:t>Apache Pulsar Functions</w:t>
-      </w:r>
-    </w:p>
-    <w:p>
-      <w:pPr>
-        <w:pStyle w:val="3"/>
         <w:rPr>
           <w:rFonts w:hint="default"/>
         </w:rPr>
@@ -635,6 +671,9 @@
     <w:p>
       <w:pPr>
         <w:pStyle w:val="2"/>
+        <w:rPr>
+          <w:rFonts w:hint="default"/>
+        </w:rPr>
       </w:pPr>
       <w:r>
         <w:t>流批处理一体框架</w:t>
@@ -645,6 +684,9 @@
         <w:jc w:val="center"/>
       </w:pPr>
       <w:r>
+        <w:rPr>
+          <w:noProof/>
+        </w:rPr>
         <w:drawing>
           <wp:inline distT="0" distB="0" distL="0" distR="0" wp14:anchorId="34C4CC97" wp14:editId="09E5882D">
             <wp:extent cx="4905342" cy="1932962"/>
@@ -696,6 +738,9 @@
     <w:p>
       <w:pPr>
         <w:pStyle w:val="3"/>
+        <w:rPr>
+          <w:rFonts w:hint="default"/>
+        </w:rPr>
       </w:pPr>
       <w:r>
         <w:t xml:space="preserve">Apache </w:t>
@@ -709,6 +754,9 @@
     <w:p>
       <w:pPr>
         <w:pStyle w:val="3"/>
+        <w:rPr>
+          <w:rFonts w:hint="default"/>
+        </w:rPr>
       </w:pPr>
       <w:r>
         <w:t>Apache Bean</w:t>
@@ -717,6 +765,9 @@
     <w:p>
       <w:pPr>
         <w:pStyle w:val="3"/>
+        <w:rPr>
+          <w:rFonts w:hint="default"/>
+        </w:rPr>
       </w:pPr>
       <w:r>
         <w:t>Google Cloud Dataflow</w:t>
@@ -725,6 +776,9 @@
     <w:p>
       <w:pPr>
         <w:pStyle w:val="3"/>
+        <w:rPr>
+          <w:rFonts w:hint="default"/>
+        </w:rPr>
       </w:pPr>
       <w:r>
         <w:t>KSQLDB</w:t>
@@ -1297,6 +1351,194 @@
     </w:p>
     <w:p>
       <w:pPr>
+        <w:ind w:firstLine="420"/>
+      </w:pPr>
+      <w:r>
+        <w:rPr>
+          <w:rFonts w:hint="eastAsia"/>
+        </w:rPr>
+        <w:t>随着</w:t>
+      </w:r>
+      <w:proofErr w:type="spellStart"/>
+      <w:r>
+        <w:rPr>
+          <w:rFonts w:hint="eastAsia"/>
+        </w:rPr>
+        <w:t>Flink</w:t>
+      </w:r>
+      <w:proofErr w:type="spellEnd"/>
+      <w:r>
+        <w:rPr>
+          <w:rFonts w:hint="eastAsia"/>
+        </w:rPr>
+        <w:t>越来越成熟，从技术性能上以及框架设计优势上已经超越了</w:t>
+      </w:r>
+      <w:r>
+        <w:rPr>
+          <w:rFonts w:hint="eastAsia"/>
+        </w:rPr>
+        <w:t>Storm</w:t>
+      </w:r>
+      <w:r>
+        <w:rPr>
+          <w:rFonts w:hint="eastAsia"/>
+        </w:rPr>
+        <w:t>，从趋势来讲就像</w:t>
+      </w:r>
+      <w:r>
+        <w:rPr>
+          <w:rFonts w:hint="eastAsia"/>
+        </w:rPr>
+        <w:t>Spark</w:t>
+      </w:r>
+      <w:r>
+        <w:rPr>
+          <w:rFonts w:hint="eastAsia"/>
+        </w:rPr>
+        <w:t>替代</w:t>
+      </w:r>
+      <w:r>
+        <w:rPr>
+          <w:rFonts w:hint="eastAsia"/>
+        </w:rPr>
+        <w:t>MR</w:t>
+      </w:r>
+      <w:r>
+        <w:rPr>
+          <w:rFonts w:hint="eastAsia"/>
+        </w:rPr>
+        <w:t>一样，</w:t>
+      </w:r>
+      <w:r>
+        <w:rPr>
+          <w:rFonts w:hint="eastAsia"/>
+        </w:rPr>
+        <w:t>Storm</w:t>
+      </w:r>
+      <w:r>
+        <w:rPr>
+          <w:rFonts w:hint="eastAsia"/>
+        </w:rPr>
+        <w:t>也会慢慢被</w:t>
+      </w:r>
+      <w:proofErr w:type="spellStart"/>
+      <w:r>
+        <w:rPr>
+          <w:rFonts w:hint="eastAsia"/>
+        </w:rPr>
+        <w:t>Flink</w:t>
+      </w:r>
+      <w:proofErr w:type="spellEnd"/>
+      <w:r>
+        <w:rPr>
+          <w:rFonts w:hint="eastAsia"/>
+        </w:rPr>
+        <w:t>替代。</w:t>
+      </w:r>
+    </w:p>
+    <w:p>
+      <w:r>
+        <w:tab/>
+      </w:r>
+      <w:proofErr w:type="spellStart"/>
+      <w:r>
+        <w:rPr>
+          <w:rFonts w:hint="eastAsia"/>
+        </w:rPr>
+        <w:t>Flink</w:t>
+      </w:r>
+      <w:proofErr w:type="spellEnd"/>
+      <w:r>
+        <w:rPr>
+          <w:rFonts w:hint="eastAsia"/>
+        </w:rPr>
+        <w:t>和</w:t>
+      </w:r>
+      <w:r>
+        <w:rPr>
+          <w:rFonts w:hint="eastAsia"/>
+        </w:rPr>
+        <w:t>Strom</w:t>
+      </w:r>
+      <w:r>
+        <w:rPr>
+          <w:rFonts w:hint="eastAsia"/>
+        </w:rPr>
+        <w:t>对比：</w:t>
+      </w:r>
+    </w:p>
+    <w:p>
+      <w:pPr>
+        <w:jc w:val="center"/>
+      </w:pPr>
+      <w:r>
+        <w:fldChar w:fldCharType="begin"/>
+      </w:r>
+      <w:r>
+        <w:instrText xml:space="preserve"> INCLUDEPICTURE "https://p0.meituan.net/travelcube/15d2026e63ec7bdafa9c25b30eba39b6225524.png" \* MERGEFORMATINET </w:instrText>
+      </w:r>
+      <w:r>
+        <w:fldChar w:fldCharType="separate"/>
+      </w:r>
+      <w:r>
+        <w:rPr>
+          <w:noProof/>
+        </w:rPr>
+        <w:drawing>
+          <wp:inline distT="0" distB="0" distL="0" distR="0">
+            <wp:extent cx="4943384" cy="2093767"/>
+            <wp:effectExtent l="0" t="0" r="0" b="1905"/>
+            <wp:docPr id="37450904" name="图片 1"/>
+            <wp:cNvGraphicFramePr>
+              <a:graphicFrameLocks xmlns:a="http://schemas.openxmlformats.org/drawingml/2006/main" noChangeAspect="1"/>
+            </wp:cNvGraphicFramePr>
+            <a:graphic xmlns:a="http://schemas.openxmlformats.org/drawingml/2006/main">
+              <a:graphicData uri="http://schemas.openxmlformats.org/drawingml/2006/picture">
+                <pic:pic xmlns:pic="http://schemas.openxmlformats.org/drawingml/2006/picture">
+                  <pic:nvPicPr>
+                    <pic:cNvPr id="0" name="Picture 1"/>
+                    <pic:cNvPicPr>
+                      <a:picLocks noChangeAspect="1" noChangeArrowheads="1"/>
+                    </pic:cNvPicPr>
+                  </pic:nvPicPr>
+                  <pic:blipFill>
+                    <a:blip r:embed="rId12" cstate="print">
+                      <a:extLst>
+                        <a:ext uri="{28A0092B-C50C-407E-A947-70E740481C1C}">
+                          <a14:useLocalDpi xmlns:a14="http://schemas.microsoft.com/office/drawing/2010/main" val="0"/>
+                        </a:ext>
+                      </a:extLst>
+                    </a:blip>
+                    <a:srcRect/>
+                    <a:stretch>
+                      <a:fillRect/>
+                    </a:stretch>
+                  </pic:blipFill>
+                  <pic:spPr bwMode="auto">
+                    <a:xfrm>
+                      <a:off x="0" y="0"/>
+                      <a:ext cx="4970344" cy="2105186"/>
+                    </a:xfrm>
+                    <a:prstGeom prst="rect">
+                      <a:avLst/>
+                    </a:prstGeom>
+                    <a:noFill/>
+                    <a:ln>
+                      <a:noFill/>
+                    </a:ln>
+                  </pic:spPr>
+                </pic:pic>
+              </a:graphicData>
+            </a:graphic>
+          </wp:inline>
+        </w:drawing>
+      </w:r>
+      <w:r>
+        <w:fldChar w:fldCharType="end"/>
+      </w:r>
+    </w:p>
+    <w:p>
+      <w:pPr>
         <w:pStyle w:val="3"/>
         <w:rPr>
           <w:rFonts w:hint="default"/>
@@ -1445,6 +1687,7 @@
         <w:rPr>
           <w:noProof/>
         </w:rPr>
+        <w:lastRenderedPageBreak/>
         <w:drawing>
           <wp:inline distT="0" distB="0" distL="0" distR="0" wp14:anchorId="71CF9634" wp14:editId="52062068">
             <wp:extent cx="4977532" cy="3147962"/>
@@ -1461,7 +1704,7 @@
                     <pic:cNvPicPr/>
                   </pic:nvPicPr>
                   <pic:blipFill>
-                    <a:blip r:embed="rId12"/>
+                    <a:blip r:embed="rId13"/>
                     <a:stretch>
                       <a:fillRect/>
                     </a:stretch>
@@ -1512,71 +1755,2442 @@
         </w:rPr>
       </w:pPr>
       <w:r>
+        <w:t>Azure Stream Analytics</w:t>
+      </w:r>
+    </w:p>
+    <w:p>
+      <w:pPr>
+        <w:pStyle w:val="3"/>
+        <w:rPr>
+          <w:rFonts w:hint="default"/>
+        </w:rPr>
+      </w:pPr>
+      <w:r>
+        <w:t>Alibaba Cloud DataStream</w:t>
+      </w:r>
+    </w:p>
+    <w:p>
+      <w:pPr>
+        <w:pStyle w:val="3"/>
+        <w:rPr>
+          <w:rFonts w:hint="default"/>
+        </w:rPr>
+      </w:pPr>
+      <w:r>
+        <w:t xml:space="preserve">Tencent Cloud CLS + </w:t>
+      </w:r>
+      <w:proofErr w:type="spellStart"/>
+      <w:r>
+        <w:t>StreamCompute</w:t>
+      </w:r>
+      <w:proofErr w:type="spellEnd"/>
+    </w:p>
+    <w:p>
+      <w:pPr>
+        <w:pStyle w:val="3"/>
+        <w:rPr>
+          <w:rFonts w:hint="default"/>
+        </w:rPr>
+      </w:pPr>
+      <w:r>
+        <w:t xml:space="preserve">Cloudera </w:t>
+      </w:r>
+      <w:proofErr w:type="spellStart"/>
+      <w:r>
+        <w:t>DataFlow</w:t>
+      </w:r>
+      <w:proofErr w:type="spellEnd"/>
+      <w:r>
+        <w:t xml:space="preserve"> (CDF)</w:t>
+      </w:r>
+    </w:p>
+    <w:p>
+      <w:pPr>
+        <w:pStyle w:val="3"/>
+        <w:rPr>
+          <w:rFonts w:hint="default"/>
+        </w:rPr>
+      </w:pPr>
+      <w:r>
+        <w:t xml:space="preserve">Confluent </w:t>
+      </w:r>
+      <w:proofErr w:type="spellStart"/>
+      <w:r>
+        <w:t>ksqlDB</w:t>
+      </w:r>
+      <w:proofErr w:type="spellEnd"/>
+    </w:p>
+    <w:p/>
+    <w:p>
+      <w:pPr>
+        <w:pStyle w:val="1"/>
+        <w:rPr>
+          <w:rFonts w:hint="default"/>
+        </w:rPr>
+      </w:pPr>
+      <w:r>
+        <w:t>选择</w:t>
+      </w:r>
+    </w:p>
+    <w:p>
+      <w:pPr>
+        <w:ind w:firstLine="420"/>
+        <w:rPr>
+          <w:rFonts w:hint="eastAsia"/>
+        </w:rPr>
+      </w:pPr>
+      <w:r>
+        <w:rPr>
+          <w:rFonts w:hint="eastAsia"/>
+        </w:rPr>
+        <w:t>Storm</w:t>
+      </w:r>
+      <w:r>
+        <w:rPr>
+          <w:rFonts w:hint="eastAsia"/>
+        </w:rPr>
+        <w:t>、</w:t>
+      </w:r>
+      <w:proofErr w:type="spellStart"/>
+      <w:r>
+        <w:rPr>
+          <w:rFonts w:hint="eastAsia"/>
+        </w:rPr>
+        <w:t>Flink</w:t>
+      </w:r>
+      <w:proofErr w:type="spellEnd"/>
+      <w:r>
+        <w:rPr>
+          <w:rFonts w:hint="eastAsia"/>
+        </w:rPr>
+        <w:t>和</w:t>
+      </w:r>
+      <w:r>
+        <w:rPr>
+          <w:rFonts w:hint="eastAsia"/>
+        </w:rPr>
+        <w:t>Spark</w:t>
+      </w:r>
+      <w:r>
+        <w:rPr>
+          <w:rFonts w:hint="eastAsia"/>
+        </w:rPr>
+        <w:t>都是大数据领域主流行的分布式计算框架，主要用于处理实时或批处理数据，但它们在设计理念、处理模式和适用场景上有显著区别。以下从核心特性、区别、联系和使用场景四个方面进行分析：</w:t>
+      </w:r>
+    </w:p>
+    <w:p>
+      <w:pPr>
+        <w:ind w:firstLine="420"/>
+        <w:rPr>
+          <w:rFonts w:hint="eastAsia"/>
+        </w:rPr>
+      </w:pPr>
+      <w:r>
+        <w:t>1</w:t>
+      </w:r>
+      <w:r>
+        <w:rPr>
+          <w:rFonts w:hint="eastAsia"/>
+        </w:rPr>
+        <w:t>、</w:t>
+      </w:r>
+      <w:r>
+        <w:rPr>
+          <w:rFonts w:hint="eastAsia"/>
+        </w:rPr>
+        <w:t>核心特性概述</w:t>
+      </w:r>
+    </w:p>
+    <w:p>
+      <w:pPr>
+        <w:jc w:val="center"/>
+        <w:rPr>
+          <w:rFonts w:hint="eastAsia"/>
+        </w:rPr>
+      </w:pPr>
+      <w:r>
+        <w:drawing>
+          <wp:inline distT="0" distB="0" distL="0" distR="0" wp14:anchorId="5C9CC9E7" wp14:editId="2DB264BD">
+            <wp:extent cx="5274310" cy="897255"/>
+            <wp:effectExtent l="0" t="0" r="0" b="4445"/>
+            <wp:docPr id="1154502945" name="图片 1"/>
+            <wp:cNvGraphicFramePr>
+              <a:graphicFrameLocks xmlns:a="http://schemas.openxmlformats.org/drawingml/2006/main" noChangeAspect="1"/>
+            </wp:cNvGraphicFramePr>
+            <a:graphic xmlns:a="http://schemas.openxmlformats.org/drawingml/2006/main">
+              <a:graphicData uri="http://schemas.openxmlformats.org/drawingml/2006/picture">
+                <pic:pic xmlns:pic="http://schemas.openxmlformats.org/drawingml/2006/picture">
+                  <pic:nvPicPr>
+                    <pic:cNvPr id="1154502945" name=""/>
+                    <pic:cNvPicPr/>
+                  </pic:nvPicPr>
+                  <pic:blipFill>
+                    <a:blip r:embed="rId14"/>
+                    <a:stretch>
+                      <a:fillRect/>
+                    </a:stretch>
+                  </pic:blipFill>
+                  <pic:spPr>
+                    <a:xfrm>
+                      <a:off x="0" y="0"/>
+                      <a:ext cx="5274310" cy="897255"/>
+                    </a:xfrm>
+                    <a:prstGeom prst="rect">
+                      <a:avLst/>
+                    </a:prstGeom>
+                  </pic:spPr>
+                </pic:pic>
+              </a:graphicData>
+            </a:graphic>
+          </wp:inline>
+        </w:drawing>
+      </w:r>
+    </w:p>
+    <w:p>
+      <w:pPr>
+        <w:ind w:firstLine="420"/>
+        <w:rPr>
+          <w:rFonts w:hint="eastAsia"/>
+        </w:rPr>
+      </w:pPr>
+      <w:r>
+        <w:t>2</w:t>
+      </w:r>
+      <w:r>
+        <w:rPr>
+          <w:rFonts w:hint="eastAsia"/>
+        </w:rPr>
+        <w:t>、</w:t>
+      </w:r>
+      <w:r>
+        <w:rPr>
+          <w:rFonts w:hint="eastAsia"/>
+        </w:rPr>
+        <w:t>核心区别</w:t>
+      </w:r>
+    </w:p>
+    <w:p>
+      <w:pPr>
+        <w:ind w:firstLine="420"/>
+        <w:rPr>
+          <w:rFonts w:hint="eastAsia"/>
+        </w:rPr>
+      </w:pPr>
+      <w:r>
+        <w:t>1</w:t>
+      </w:r>
+      <w:r>
+        <w:rPr>
+          <w:rFonts w:hint="eastAsia"/>
+        </w:rPr>
+        <w:t>）</w:t>
+      </w:r>
+      <w:r>
+        <w:rPr>
+          <w:rFonts w:hint="eastAsia"/>
+        </w:rPr>
+        <w:t>数据处理模型</w:t>
+      </w:r>
+    </w:p>
+    <w:p>
+      <w:pPr>
+        <w:ind w:firstLine="420"/>
+        <w:rPr>
+          <w:rFonts w:hint="eastAsia"/>
+        </w:rPr>
+      </w:pPr>
+      <w:r>
+        <w:rPr>
+          <w:rFonts w:hint="eastAsia"/>
+        </w:rPr>
         <w:lastRenderedPageBreak/>
-        <w:t>Azure Stream Analytics</w:t>
-      </w:r>
-    </w:p>
-    <w:p>
-      <w:pPr>
-        <w:pStyle w:val="3"/>
-        <w:rPr>
-          <w:rFonts w:hint="default"/>
-        </w:rPr>
-      </w:pPr>
-      <w:r>
-        <w:t>Alibaba Cloud DataStream</w:t>
-      </w:r>
-    </w:p>
-    <w:p>
-      <w:pPr>
-        <w:pStyle w:val="3"/>
-        <w:rPr>
-          <w:rFonts w:hint="default"/>
-        </w:rPr>
-      </w:pPr>
-      <w:r>
-        <w:t xml:space="preserve">Tencent Cloud CLS + </w:t>
+        <w:t>- Storm</w:t>
+      </w:r>
+      <w:r>
+        <w:rPr>
+          <w:rFonts w:hint="eastAsia"/>
+        </w:rPr>
+        <w:t>：</w:t>
+      </w:r>
+      <w:r>
+        <w:rPr>
+          <w:rFonts w:hint="eastAsia"/>
+        </w:rPr>
+        <w:t xml:space="preserve">  </w:t>
+      </w:r>
+    </w:p>
+    <w:p>
+      <w:pPr>
+        <w:ind w:firstLine="420"/>
+        <w:rPr>
+          <w:rFonts w:hint="eastAsia"/>
+        </w:rPr>
+      </w:pPr>
+      <w:r>
+        <w:rPr>
+          <w:rFonts w:hint="eastAsia"/>
+        </w:rPr>
+        <w:t>基于</w:t>
+      </w:r>
+      <w:r>
+        <w:rPr>
+          <w:rFonts w:hint="eastAsia"/>
+          <w:color w:val="FF0000"/>
+        </w:rPr>
+        <w:t>纯流处理模型</w:t>
+      </w:r>
+      <w:r>
+        <w:rPr>
+          <w:rFonts w:hint="eastAsia"/>
+        </w:rPr>
+        <w:t>，将数据视为无限序列的事件流，每个事件独立处理，无批次概念。</w:t>
+      </w:r>
+      <w:r>
+        <w:rPr>
+          <w:rFonts w:hint="eastAsia"/>
+        </w:rPr>
+        <w:t xml:space="preserve">  </w:t>
+      </w:r>
+    </w:p>
+    <w:p>
+      <w:pPr>
+        <w:ind w:firstLine="420"/>
+      </w:pPr>
+      <w:r>
+        <w:rPr>
+          <w:rFonts w:hint="eastAsia"/>
+        </w:rPr>
+        <w:t>优势：延迟极低（毫秒级）；</w:t>
+      </w:r>
+    </w:p>
+    <w:p>
+      <w:pPr>
+        <w:ind w:firstLine="420"/>
+        <w:rPr>
+          <w:rFonts w:hint="eastAsia"/>
+        </w:rPr>
+      </w:pPr>
+      <w:r>
+        <w:rPr>
+          <w:rFonts w:hint="eastAsia"/>
+        </w:rPr>
+        <w:t>劣势：吞吐量相对较低，不直接支持批处理。</w:t>
+      </w:r>
+    </w:p>
+    <w:p>
+      <w:pPr>
+        <w:ind w:firstLine="420"/>
+        <w:rPr>
+          <w:rFonts w:hint="eastAsia"/>
+        </w:rPr>
+      </w:pPr>
+      <w:r>
+        <w:rPr>
+          <w:rFonts w:hint="eastAsia"/>
+        </w:rPr>
+        <w:t xml:space="preserve">- </w:t>
       </w:r>
       <w:proofErr w:type="spellStart"/>
       <w:r>
-        <w:t>StreamCompute</w:t>
+        <w:rPr>
+          <w:rFonts w:hint="eastAsia"/>
+        </w:rPr>
+        <w:t>Flink</w:t>
       </w:r>
       <w:proofErr w:type="spellEnd"/>
-    </w:p>
-    <w:p>
-      <w:pPr>
-        <w:pStyle w:val="3"/>
-        <w:rPr>
-          <w:rFonts w:hint="default"/>
-        </w:rPr>
-      </w:pPr>
-      <w:r>
-        <w:t xml:space="preserve">Cloudera </w:t>
+      <w:r>
+        <w:rPr>
+          <w:rFonts w:hint="eastAsia"/>
+        </w:rPr>
+        <w:t>：</w:t>
+      </w:r>
+      <w:r>
+        <w:rPr>
+          <w:rFonts w:hint="eastAsia"/>
+        </w:rPr>
+        <w:t xml:space="preserve">  </w:t>
+      </w:r>
+    </w:p>
+    <w:p>
+      <w:pPr>
+        <w:ind w:firstLine="420"/>
+        <w:rPr>
+          <w:rFonts w:hint="eastAsia"/>
+        </w:rPr>
+      </w:pPr>
+      <w:r>
+        <w:rPr>
+          <w:rFonts w:hint="eastAsia"/>
+        </w:rPr>
+        <w:t>基于</w:t>
+      </w:r>
+      <w:r>
+        <w:rPr>
+          <w:rFonts w:hint="eastAsia"/>
+          <w:color w:val="FF0000"/>
+        </w:rPr>
+        <w:t>流优先的流批一体模型</w:t>
+      </w:r>
+      <w:r>
+        <w:rPr>
+          <w:rFonts w:hint="eastAsia"/>
+        </w:rPr>
+        <w:t>，将批处理视为“有界流”（有限的事件序列），流处理为“无界流”。</w:t>
+      </w:r>
+      <w:r>
+        <w:rPr>
+          <w:rFonts w:hint="eastAsia"/>
+        </w:rPr>
+        <w:t xml:space="preserve">  </w:t>
+      </w:r>
+    </w:p>
+    <w:p>
+      <w:pPr>
+        <w:ind w:firstLine="420"/>
+      </w:pPr>
+      <w:r>
+        <w:rPr>
+          <w:rFonts w:hint="eastAsia"/>
+        </w:rPr>
+        <w:t>优势：统一</w:t>
+      </w:r>
+      <w:r>
+        <w:rPr>
+          <w:rFonts w:hint="eastAsia"/>
+        </w:rPr>
+        <w:t>API</w:t>
+      </w:r>
+      <w:r>
+        <w:rPr>
+          <w:rFonts w:hint="eastAsia"/>
+        </w:rPr>
+        <w:t>处理流和批，逻辑一致；</w:t>
+      </w:r>
+    </w:p>
+    <w:p>
+      <w:pPr>
+        <w:ind w:firstLine="420"/>
+        <w:rPr>
+          <w:rFonts w:hint="eastAsia"/>
+        </w:rPr>
+      </w:pPr>
+      <w:r>
+        <w:rPr>
+          <w:rFonts w:hint="eastAsia"/>
+        </w:rPr>
+        <w:t>劣势：批处理性能略逊于</w:t>
+      </w:r>
+      <w:r>
+        <w:rPr>
+          <w:rFonts w:hint="eastAsia"/>
+        </w:rPr>
+        <w:t>Spark</w:t>
+      </w:r>
+      <w:r>
+        <w:rPr>
+          <w:rFonts w:hint="eastAsia"/>
+        </w:rPr>
+        <w:t>。</w:t>
+      </w:r>
+    </w:p>
+    <w:p>
+      <w:pPr>
+        <w:ind w:firstLine="420"/>
+        <w:rPr>
+          <w:rFonts w:hint="eastAsia"/>
+        </w:rPr>
+      </w:pPr>
+      <w:r>
+        <w:rPr>
+          <w:rFonts w:hint="eastAsia"/>
+        </w:rPr>
+        <w:t>- Spark</w:t>
+      </w:r>
+      <w:r>
+        <w:rPr>
+          <w:rFonts w:hint="eastAsia"/>
+        </w:rPr>
+        <w:t>：</w:t>
+      </w:r>
+      <w:r>
+        <w:rPr>
+          <w:rFonts w:hint="eastAsia"/>
+        </w:rPr>
+        <w:t xml:space="preserve">  </w:t>
+      </w:r>
+    </w:p>
+    <w:p>
+      <w:pPr>
+        <w:ind w:firstLine="420"/>
+        <w:rPr>
+          <w:rFonts w:hint="eastAsia"/>
+        </w:rPr>
+      </w:pPr>
+      <w:r>
+        <w:rPr>
+          <w:rFonts w:hint="eastAsia"/>
+        </w:rPr>
+        <w:t>基于批处理优先的微批模型，流处理（</w:t>
+      </w:r>
+      <w:r>
+        <w:rPr>
+          <w:rFonts w:hint="eastAsia"/>
+        </w:rPr>
+        <w:t>Spark Streaming</w:t>
+      </w:r>
+      <w:r>
+        <w:rPr>
+          <w:rFonts w:hint="eastAsia"/>
+        </w:rPr>
+        <w:t>）将数据切分为小批次（如</w:t>
+      </w:r>
+      <w:r>
+        <w:rPr>
+          <w:rFonts w:hint="eastAsia"/>
+        </w:rPr>
+        <w:t>1</w:t>
+      </w:r>
+      <w:r>
+        <w:rPr>
+          <w:rFonts w:hint="eastAsia"/>
+        </w:rPr>
+        <w:t>秒一批）处理。</w:t>
+      </w:r>
+      <w:r>
+        <w:rPr>
+          <w:rFonts w:hint="eastAsia"/>
+        </w:rPr>
+        <w:t xml:space="preserve">  </w:t>
+      </w:r>
+    </w:p>
+    <w:p>
+      <w:pPr>
+        <w:ind w:firstLine="420"/>
+      </w:pPr>
+      <w:r>
+        <w:rPr>
+          <w:rFonts w:hint="eastAsia"/>
+        </w:rPr>
+        <w:t>优势：批处理性能极强；</w:t>
+      </w:r>
+    </w:p>
+    <w:p>
+      <w:pPr>
+        <w:ind w:firstLine="420"/>
+        <w:rPr>
+          <w:rFonts w:hint="eastAsia"/>
+        </w:rPr>
+      </w:pPr>
+      <w:r>
+        <w:rPr>
+          <w:rFonts w:hint="eastAsia"/>
+        </w:rPr>
+        <w:t>劣势：流处理延迟较高（秒级），非真正实时。</w:t>
+      </w:r>
+    </w:p>
+    <w:p>
+      <w:pPr>
+        <w:ind w:firstLine="420"/>
+        <w:rPr>
+          <w:rFonts w:hint="eastAsia"/>
+        </w:rPr>
+      </w:pPr>
+      <w:r>
+        <w:t>2</w:t>
+      </w:r>
+      <w:r>
+        <w:rPr>
+          <w:rFonts w:hint="eastAsia"/>
+        </w:rPr>
+        <w:t>）</w:t>
+      </w:r>
+      <w:r>
+        <w:rPr>
+          <w:rFonts w:hint="eastAsia"/>
+        </w:rPr>
+        <w:t>容错与语义保证</w:t>
+      </w:r>
+    </w:p>
+    <w:p>
+      <w:pPr>
+        <w:ind w:firstLine="420"/>
+        <w:rPr>
+          <w:rFonts w:hint="eastAsia"/>
+        </w:rPr>
+      </w:pPr>
+      <w:r>
+        <w:rPr>
+          <w:rFonts w:hint="eastAsia"/>
+        </w:rPr>
+        <w:t>- Storm</w:t>
+      </w:r>
+      <w:r>
+        <w:rPr>
+          <w:rFonts w:hint="eastAsia"/>
+        </w:rPr>
+        <w:t>：</w:t>
+      </w:r>
+      <w:r>
+        <w:rPr>
+          <w:rFonts w:hint="eastAsia"/>
+        </w:rPr>
+        <w:t xml:space="preserve">  </w:t>
+      </w:r>
+    </w:p>
+    <w:p>
+      <w:pPr>
+        <w:ind w:firstLine="420"/>
+        <w:rPr>
+          <w:rFonts w:hint="eastAsia"/>
+        </w:rPr>
+      </w:pPr>
+      <w:r>
+        <w:rPr>
+          <w:rFonts w:hint="eastAsia"/>
+        </w:rPr>
+        <w:t>早期仅支持</w:t>
+      </w:r>
+      <w:r>
+        <w:rPr>
+          <w:rFonts w:hint="eastAsia"/>
+        </w:rPr>
+        <w:t>At-Least-Once</w:t>
+      </w:r>
+      <w:r>
+        <w:rPr>
+          <w:rFonts w:hint="eastAsia"/>
+        </w:rPr>
+        <w:t>（事件可能被重复处理），通过</w:t>
+      </w:r>
+      <w:r>
+        <w:rPr>
+          <w:rFonts w:hint="eastAsia"/>
+        </w:rPr>
+        <w:t>Trident</w:t>
+      </w:r>
+      <w:r>
+        <w:rPr>
+          <w:rFonts w:hint="eastAsia"/>
+        </w:rPr>
+        <w:t>层可实现</w:t>
+      </w:r>
+      <w:r>
+        <w:rPr>
+          <w:rFonts w:hint="eastAsia"/>
+        </w:rPr>
+        <w:t>Exactly-Once</w:t>
+      </w:r>
+      <w:r>
+        <w:rPr>
+          <w:rFonts w:hint="eastAsia"/>
+        </w:rPr>
+        <w:t>，但会增加复杂度和延迟。</w:t>
+      </w:r>
+    </w:p>
+    <w:p>
+      <w:pPr>
+        <w:ind w:firstLine="420"/>
+        <w:rPr>
+          <w:rFonts w:hint="eastAsia"/>
+        </w:rPr>
+      </w:pPr>
+      <w:r>
+        <w:rPr>
+          <w:rFonts w:hint="eastAsia"/>
+        </w:rPr>
+        <w:t xml:space="preserve">- </w:t>
       </w:r>
       <w:proofErr w:type="spellStart"/>
       <w:r>
-        <w:t>DataFlow</w:t>
+        <w:rPr>
+          <w:rFonts w:hint="eastAsia"/>
+        </w:rPr>
+        <w:t>Flink</w:t>
       </w:r>
       <w:proofErr w:type="spellEnd"/>
       <w:r>
-        <w:t xml:space="preserve"> (CDF)</w:t>
-      </w:r>
-    </w:p>
-    <w:p>
-      <w:pPr>
-        <w:pStyle w:val="3"/>
-        <w:rPr>
-          <w:rFonts w:hint="default"/>
-        </w:rPr>
-      </w:pPr>
-      <w:r>
-        <w:t xml:space="preserve">Confluent </w:t>
+        <w:rPr>
+          <w:rFonts w:hint="eastAsia"/>
+        </w:rPr>
+        <w:t>：</w:t>
+      </w:r>
+      <w:r>
+        <w:rPr>
+          <w:rFonts w:hint="eastAsia"/>
+        </w:rPr>
+        <w:t xml:space="preserve">  </w:t>
+      </w:r>
+    </w:p>
+    <w:p>
+      <w:pPr>
+        <w:ind w:firstLine="420"/>
+        <w:rPr>
+          <w:rFonts w:hint="eastAsia"/>
+        </w:rPr>
+      </w:pPr>
+      <w:r>
+        <w:rPr>
+          <w:rFonts w:hint="eastAsia"/>
+        </w:rPr>
+        <w:t>原生支持</w:t>
+      </w:r>
+      <w:r>
+        <w:rPr>
+          <w:rFonts w:hint="eastAsia"/>
+          <w:color w:val="FF0000"/>
+        </w:rPr>
+        <w:t>Exactly-Once</w:t>
+      </w:r>
+      <w:r>
+        <w:rPr>
+          <w:rFonts w:hint="eastAsia"/>
+          <w:color w:val="FF0000"/>
+        </w:rPr>
+        <w:t>（事件仅被处理一次）</w:t>
+      </w:r>
+      <w:r>
+        <w:rPr>
+          <w:rFonts w:hint="eastAsia"/>
+        </w:rPr>
+        <w:t>，通过分布式快照（</w:t>
+      </w:r>
+      <w:r>
+        <w:rPr>
+          <w:rFonts w:hint="eastAsia"/>
+        </w:rPr>
+        <w:t>Checkpoint</w:t>
+      </w:r>
+      <w:r>
+        <w:rPr>
+          <w:rFonts w:hint="eastAsia"/>
+        </w:rPr>
+        <w:t>）机制实现，状态一致性强。</w:t>
+      </w:r>
+    </w:p>
+    <w:p>
+      <w:pPr>
+        <w:ind w:firstLine="420"/>
+        <w:rPr>
+          <w:rFonts w:hint="eastAsia"/>
+        </w:rPr>
+      </w:pPr>
+      <w:r>
+        <w:rPr>
+          <w:rFonts w:hint="eastAsia"/>
+        </w:rPr>
+        <w:t>- Spark</w:t>
+      </w:r>
+      <w:r>
+        <w:rPr>
+          <w:rFonts w:hint="eastAsia"/>
+        </w:rPr>
+        <w:t>：</w:t>
+      </w:r>
+      <w:r>
+        <w:rPr>
+          <w:rFonts w:hint="eastAsia"/>
+        </w:rPr>
+        <w:t xml:space="preserve">  </w:t>
+      </w:r>
+    </w:p>
+    <w:p>
+      <w:pPr>
+        <w:ind w:firstLine="420"/>
+        <w:rPr>
+          <w:rFonts w:hint="eastAsia"/>
+        </w:rPr>
+      </w:pPr>
+      <w:r>
+        <w:rPr>
+          <w:rFonts w:hint="eastAsia"/>
+        </w:rPr>
+        <w:t>批处理默认</w:t>
+      </w:r>
+      <w:r>
+        <w:rPr>
+          <w:rFonts w:hint="eastAsia"/>
+        </w:rPr>
+        <w:t>Exactly-Once</w:t>
+      </w:r>
+      <w:r>
+        <w:rPr>
+          <w:rFonts w:hint="eastAsia"/>
+        </w:rPr>
+        <w:t>，流处理（</w:t>
+      </w:r>
+      <w:r>
+        <w:rPr>
+          <w:rFonts w:hint="eastAsia"/>
+        </w:rPr>
+        <w:t>Spark Streaming</w:t>
+      </w:r>
+      <w:r>
+        <w:rPr>
+          <w:rFonts w:hint="eastAsia"/>
+        </w:rPr>
+        <w:t>）通过微批</w:t>
+      </w:r>
+      <w:r>
+        <w:rPr>
+          <w:rFonts w:hint="eastAsia"/>
+        </w:rPr>
+        <w:t>+WAL</w:t>
+      </w:r>
+      <w:r>
+        <w:rPr>
+          <w:rFonts w:hint="eastAsia"/>
+        </w:rPr>
+        <w:t>（</w:t>
+      </w:r>
+      <w:r>
+        <w:rPr>
+          <w:rFonts w:hint="eastAsia"/>
+        </w:rPr>
+        <w:t>Write-Ahead Log</w:t>
+      </w:r>
+      <w:r>
+        <w:rPr>
+          <w:rFonts w:hint="eastAsia"/>
+        </w:rPr>
+        <w:t>）实现</w:t>
+      </w:r>
+      <w:r>
+        <w:rPr>
+          <w:rFonts w:hint="eastAsia"/>
+        </w:rPr>
+        <w:t>Exactly-Once</w:t>
+      </w:r>
+      <w:r>
+        <w:rPr>
+          <w:rFonts w:hint="eastAsia"/>
+        </w:rPr>
+        <w:t>，但延迟较高。</w:t>
+      </w:r>
+    </w:p>
+    <w:p>
+      <w:pPr>
+        <w:ind w:firstLine="420"/>
+        <w:rPr>
+          <w:rFonts w:hint="eastAsia"/>
+        </w:rPr>
+      </w:pPr>
+      <w:r>
+        <w:t>3</w:t>
+      </w:r>
+      <w:r>
+        <w:rPr>
+          <w:rFonts w:hint="eastAsia"/>
+        </w:rPr>
+        <w:t>）</w:t>
+      </w:r>
+      <w:r>
+        <w:rPr>
+          <w:rFonts w:hint="eastAsia"/>
+        </w:rPr>
+        <w:t>状态管理</w:t>
+      </w:r>
+    </w:p>
+    <w:p>
+      <w:pPr>
+        <w:ind w:firstLine="420"/>
+        <w:rPr>
+          <w:rFonts w:hint="eastAsia"/>
+        </w:rPr>
+      </w:pPr>
+      <w:r>
+        <w:rPr>
+          <w:rFonts w:hint="eastAsia"/>
+        </w:rPr>
+        <w:t>- Storm</w:t>
+      </w:r>
+      <w:r>
+        <w:rPr>
+          <w:rFonts w:hint="eastAsia"/>
+        </w:rPr>
+        <w:t>：</w:t>
+      </w:r>
+      <w:r>
+        <w:rPr>
+          <w:rFonts w:hint="eastAsia"/>
+        </w:rPr>
+        <w:t xml:space="preserve">  </w:t>
+      </w:r>
+    </w:p>
+    <w:p>
+      <w:pPr>
+        <w:ind w:firstLine="420"/>
+        <w:rPr>
+          <w:rFonts w:hint="eastAsia"/>
+        </w:rPr>
+      </w:pPr>
+      <w:r>
+        <w:rPr>
+          <w:rFonts w:hint="eastAsia"/>
+        </w:rPr>
+        <w:t>状态管理较弱，需依赖外部系统（如</w:t>
+      </w:r>
+      <w:r>
+        <w:rPr>
+          <w:rFonts w:hint="eastAsia"/>
+        </w:rPr>
+        <w:t>Redis</w:t>
+      </w:r>
+      <w:r>
+        <w:rPr>
+          <w:rFonts w:hint="eastAsia"/>
+        </w:rPr>
+        <w:t>、</w:t>
+      </w:r>
+      <w:r>
+        <w:rPr>
+          <w:rFonts w:hint="eastAsia"/>
+        </w:rPr>
+        <w:t>HBase</w:t>
+      </w:r>
+      <w:r>
+        <w:rPr>
+          <w:rFonts w:hint="eastAsia"/>
+        </w:rPr>
+        <w:t>）存储状态，适合无状态或轻状态计算。</w:t>
+      </w:r>
+    </w:p>
+    <w:p>
+      <w:pPr>
+        <w:ind w:firstLine="420"/>
+        <w:rPr>
+          <w:rFonts w:hint="eastAsia"/>
+        </w:rPr>
+      </w:pPr>
+      <w:r>
+        <w:rPr>
+          <w:rFonts w:hint="eastAsia"/>
+        </w:rPr>
+        <w:lastRenderedPageBreak/>
+        <w:t xml:space="preserve">- </w:t>
       </w:r>
       <w:proofErr w:type="spellStart"/>
       <w:r>
-        <w:t>ksqlDB</w:t>
+        <w:rPr>
+          <w:rFonts w:hint="eastAsia"/>
+        </w:rPr>
+        <w:t>Flink</w:t>
       </w:r>
       <w:proofErr w:type="spellEnd"/>
+      <w:r>
+        <w:rPr>
+          <w:rFonts w:hint="eastAsia"/>
+        </w:rPr>
+        <w:t>：</w:t>
+      </w:r>
+      <w:r>
+        <w:rPr>
+          <w:rFonts w:hint="eastAsia"/>
+        </w:rPr>
+        <w:t xml:space="preserve">  </w:t>
+      </w:r>
+    </w:p>
+    <w:p>
+      <w:pPr>
+        <w:ind w:firstLine="420"/>
+        <w:rPr>
+          <w:rFonts w:hint="eastAsia"/>
+        </w:rPr>
+      </w:pPr>
+      <w:r>
+        <w:rPr>
+          <w:rFonts w:hint="eastAsia"/>
+        </w:rPr>
+        <w:t>内置强大的状态管理，支持本地状态存储（内存</w:t>
+      </w:r>
+      <w:r>
+        <w:rPr>
+          <w:rFonts w:hint="eastAsia"/>
+        </w:rPr>
+        <w:t xml:space="preserve">/ </w:t>
+      </w:r>
+      <w:proofErr w:type="spellStart"/>
+      <w:r>
+        <w:rPr>
+          <w:rFonts w:hint="eastAsia"/>
+        </w:rPr>
+        <w:t>RocksDB</w:t>
+      </w:r>
+      <w:proofErr w:type="spellEnd"/>
+      <w:r>
+        <w:rPr>
+          <w:rFonts w:hint="eastAsia"/>
+        </w:rPr>
+        <w:t>）和增量</w:t>
+      </w:r>
+      <w:r>
+        <w:rPr>
+          <w:rFonts w:hint="eastAsia"/>
+        </w:rPr>
+        <w:t>Checkpoint</w:t>
+      </w:r>
+      <w:r>
+        <w:rPr>
+          <w:rFonts w:hint="eastAsia"/>
+        </w:rPr>
+        <w:t>，适合复杂状态计算（如窗口聚合、会话跟踪）。</w:t>
+      </w:r>
+    </w:p>
+    <w:p>
+      <w:pPr>
+        <w:ind w:firstLine="420"/>
+        <w:rPr>
+          <w:rFonts w:hint="eastAsia"/>
+        </w:rPr>
+      </w:pPr>
+      <w:r>
+        <w:rPr>
+          <w:rFonts w:hint="eastAsia"/>
+        </w:rPr>
+        <w:t>- Spark</w:t>
+      </w:r>
+      <w:r>
+        <w:rPr>
+          <w:rFonts w:hint="eastAsia"/>
+        </w:rPr>
+        <w:t>：</w:t>
+      </w:r>
+      <w:r>
+        <w:rPr>
+          <w:rFonts w:hint="eastAsia"/>
+        </w:rPr>
+        <w:t xml:space="preserve">  </w:t>
+      </w:r>
+    </w:p>
+    <w:p>
+      <w:pPr>
+        <w:ind w:firstLine="420"/>
+        <w:rPr>
+          <w:rFonts w:hint="eastAsia"/>
+        </w:rPr>
+      </w:pPr>
+      <w:r>
+        <w:rPr>
+          <w:rFonts w:hint="eastAsia"/>
+        </w:rPr>
+        <w:t>批处理状态通过</w:t>
+      </w:r>
+      <w:r>
+        <w:rPr>
+          <w:rFonts w:hint="eastAsia"/>
+        </w:rPr>
+        <w:t>RDD lineage</w:t>
+      </w:r>
+      <w:r>
+        <w:rPr>
+          <w:rFonts w:hint="eastAsia"/>
+        </w:rPr>
+        <w:t>容错，流处理状态需手动管理（如</w:t>
+      </w:r>
+      <w:proofErr w:type="spellStart"/>
+      <w:r>
+        <w:rPr>
+          <w:rFonts w:hint="eastAsia"/>
+        </w:rPr>
+        <w:t>UpdateStateByKey</w:t>
+      </w:r>
+      <w:proofErr w:type="spellEnd"/>
+      <w:r>
+        <w:rPr>
+          <w:rFonts w:hint="eastAsia"/>
+        </w:rPr>
+        <w:t>），不如</w:t>
+      </w:r>
+      <w:proofErr w:type="spellStart"/>
+      <w:r>
+        <w:rPr>
+          <w:rFonts w:hint="eastAsia"/>
+        </w:rPr>
+        <w:t>Flink</w:t>
+      </w:r>
+      <w:proofErr w:type="spellEnd"/>
+      <w:r>
+        <w:rPr>
+          <w:rFonts w:hint="eastAsia"/>
+        </w:rPr>
+        <w:t>自动化。</w:t>
+      </w:r>
+    </w:p>
+    <w:p>
+      <w:pPr>
+        <w:ind w:firstLine="420"/>
+        <w:rPr>
+          <w:rFonts w:hint="eastAsia"/>
+        </w:rPr>
+      </w:pPr>
+      <w:r>
+        <w:rPr>
+          <w:rFonts w:hint="eastAsia"/>
+        </w:rPr>
+        <w:t>4</w:t>
+      </w:r>
+      <w:r>
+        <w:rPr>
+          <w:rFonts w:hint="eastAsia"/>
+        </w:rPr>
+        <w:t>）</w:t>
+      </w:r>
+      <w:r>
+        <w:rPr>
+          <w:rFonts w:hint="eastAsia"/>
+        </w:rPr>
+        <w:t>延迟与吞吐量</w:t>
+      </w:r>
+    </w:p>
+    <w:p>
+      <w:pPr>
+        <w:ind w:firstLine="420"/>
+        <w:rPr>
+          <w:rFonts w:hint="eastAsia"/>
+        </w:rPr>
+      </w:pPr>
+      <w:r>
+        <w:rPr>
+          <w:rFonts w:hint="eastAsia"/>
+        </w:rPr>
+        <w:t xml:space="preserve">- </w:t>
+      </w:r>
+      <w:r>
+        <w:rPr>
+          <w:rFonts w:hint="eastAsia"/>
+        </w:rPr>
+        <w:t>延迟：</w:t>
+      </w:r>
+      <w:r>
+        <w:rPr>
+          <w:rFonts w:hint="eastAsia"/>
+        </w:rPr>
+        <w:t>Storm</w:t>
+      </w:r>
+      <w:r>
+        <w:rPr>
+          <w:rFonts w:hint="eastAsia"/>
+        </w:rPr>
+        <w:t>（毫秒级）</w:t>
+      </w:r>
+      <w:r>
+        <w:rPr>
+          <w:rFonts w:hint="eastAsia"/>
+        </w:rPr>
+        <w:t xml:space="preserve"> &lt; </w:t>
+      </w:r>
+      <w:proofErr w:type="spellStart"/>
+      <w:r>
+        <w:rPr>
+          <w:rFonts w:hint="eastAsia"/>
+        </w:rPr>
+        <w:t>Flink</w:t>
+      </w:r>
+      <w:proofErr w:type="spellEnd"/>
+      <w:r>
+        <w:rPr>
+          <w:rFonts w:hint="eastAsia"/>
+        </w:rPr>
+        <w:t>（毫秒级）</w:t>
+      </w:r>
+      <w:r>
+        <w:rPr>
+          <w:rFonts w:hint="eastAsia"/>
+        </w:rPr>
+        <w:t xml:space="preserve"> &lt; Spark Streaming</w:t>
+      </w:r>
+      <w:r>
+        <w:rPr>
+          <w:rFonts w:hint="eastAsia"/>
+        </w:rPr>
+        <w:t>（秒级）。</w:t>
+      </w:r>
+      <w:r>
+        <w:rPr>
+          <w:rFonts w:hint="eastAsia"/>
+        </w:rPr>
+        <w:t xml:space="preserve">  </w:t>
+      </w:r>
+    </w:p>
+    <w:p>
+      <w:pPr>
+        <w:ind w:firstLine="420"/>
+        <w:rPr>
+          <w:rFonts w:hint="eastAsia"/>
+        </w:rPr>
+      </w:pPr>
+      <w:r>
+        <w:rPr>
+          <w:rFonts w:hint="eastAsia"/>
+        </w:rPr>
+        <w:t xml:space="preserve">- </w:t>
+      </w:r>
+      <w:r>
+        <w:rPr>
+          <w:rFonts w:hint="eastAsia"/>
+        </w:rPr>
+        <w:t>吞吐量：</w:t>
+      </w:r>
+      <w:proofErr w:type="spellStart"/>
+      <w:r>
+        <w:rPr>
+          <w:rFonts w:hint="eastAsia"/>
+        </w:rPr>
+        <w:t>Flink</w:t>
+      </w:r>
+      <w:proofErr w:type="spellEnd"/>
+      <w:r>
+        <w:rPr>
+          <w:rFonts w:hint="eastAsia"/>
+        </w:rPr>
+        <w:t xml:space="preserve"> &gt; Spark &gt; Storm</w:t>
+      </w:r>
+      <w:r>
+        <w:rPr>
+          <w:rFonts w:hint="eastAsia"/>
+        </w:rPr>
+        <w:t>（</w:t>
+      </w:r>
+      <w:proofErr w:type="spellStart"/>
+      <w:r>
+        <w:rPr>
+          <w:rFonts w:hint="eastAsia"/>
+        </w:rPr>
+        <w:t>Flink</w:t>
+      </w:r>
+      <w:proofErr w:type="spellEnd"/>
+      <w:r>
+        <w:rPr>
+          <w:rFonts w:hint="eastAsia"/>
+        </w:rPr>
+        <w:t>在高吞吐低延迟场景平衡最佳）。</w:t>
+      </w:r>
+    </w:p>
+    <w:p>
+      <w:pPr>
+        <w:ind w:firstLine="420"/>
+        <w:rPr>
+          <w:rFonts w:hint="eastAsia"/>
+        </w:rPr>
+      </w:pPr>
+      <w:r>
+        <w:t>5</w:t>
+      </w:r>
+      <w:r>
+        <w:rPr>
+          <w:rFonts w:hint="eastAsia"/>
+        </w:rPr>
+        <w:t>）</w:t>
+      </w:r>
+      <w:r>
+        <w:rPr>
+          <w:rFonts w:hint="eastAsia"/>
+        </w:rPr>
+        <w:t>生态系统</w:t>
+      </w:r>
+    </w:p>
+    <w:p>
+      <w:pPr>
+        <w:ind w:firstLine="420"/>
+        <w:rPr>
+          <w:rFonts w:hint="eastAsia"/>
+        </w:rPr>
+      </w:pPr>
+      <w:r>
+        <w:rPr>
+          <w:rFonts w:hint="eastAsia"/>
+        </w:rPr>
+        <w:t>- Storm</w:t>
+      </w:r>
+      <w:r>
+        <w:rPr>
+          <w:rFonts w:hint="eastAsia"/>
+        </w:rPr>
+        <w:t>：生态较简单，主要集成</w:t>
+      </w:r>
+      <w:r>
+        <w:rPr>
+          <w:rFonts w:hint="eastAsia"/>
+        </w:rPr>
+        <w:t>Kafka</w:t>
+      </w:r>
+      <w:r>
+        <w:rPr>
+          <w:rFonts w:hint="eastAsia"/>
+        </w:rPr>
+        <w:t>、</w:t>
+      </w:r>
+      <w:r>
+        <w:rPr>
+          <w:rFonts w:hint="eastAsia"/>
+        </w:rPr>
+        <w:t>HBase</w:t>
+      </w:r>
+      <w:r>
+        <w:rPr>
+          <w:rFonts w:hint="eastAsia"/>
+        </w:rPr>
+        <w:t>等，适合轻量级流处理。</w:t>
+      </w:r>
+      <w:r>
+        <w:rPr>
+          <w:rFonts w:hint="eastAsia"/>
+        </w:rPr>
+        <w:t xml:space="preserve">  </w:t>
+      </w:r>
+    </w:p>
+    <w:p>
+      <w:pPr>
+        <w:ind w:firstLine="420"/>
+        <w:rPr>
+          <w:rFonts w:hint="eastAsia"/>
+        </w:rPr>
+      </w:pPr>
+      <w:r>
+        <w:rPr>
+          <w:rFonts w:hint="eastAsia"/>
+        </w:rPr>
+        <w:t xml:space="preserve">- </w:t>
+      </w:r>
+      <w:proofErr w:type="spellStart"/>
+      <w:r>
+        <w:rPr>
+          <w:rFonts w:hint="eastAsia"/>
+        </w:rPr>
+        <w:t>Flink</w:t>
+      </w:r>
+      <w:proofErr w:type="spellEnd"/>
+      <w:r>
+        <w:rPr>
+          <w:rFonts w:hint="eastAsia"/>
+        </w:rPr>
+        <w:t>：生态快速发展，支持</w:t>
+      </w:r>
+      <w:proofErr w:type="spellStart"/>
+      <w:r>
+        <w:rPr>
+          <w:rFonts w:hint="eastAsia"/>
+        </w:rPr>
+        <w:t>Flink</w:t>
+      </w:r>
+      <w:proofErr w:type="spellEnd"/>
+      <w:r>
+        <w:rPr>
+          <w:rFonts w:hint="eastAsia"/>
+        </w:rPr>
+        <w:t xml:space="preserve"> SQL</w:t>
+      </w:r>
+      <w:r>
+        <w:rPr>
+          <w:rFonts w:hint="eastAsia"/>
+        </w:rPr>
+        <w:t>、</w:t>
+      </w:r>
+      <w:r>
+        <w:rPr>
+          <w:rFonts w:hint="eastAsia"/>
+        </w:rPr>
+        <w:t>CEP</w:t>
+      </w:r>
+      <w:r>
+        <w:rPr>
+          <w:rFonts w:hint="eastAsia"/>
+        </w:rPr>
+        <w:t>（复杂事件处理）、机器学习库</w:t>
+      </w:r>
+      <w:proofErr w:type="spellStart"/>
+      <w:r>
+        <w:rPr>
+          <w:rFonts w:hint="eastAsia"/>
+        </w:rPr>
+        <w:t>Flink</w:t>
+      </w:r>
+      <w:proofErr w:type="spellEnd"/>
+      <w:r>
+        <w:rPr>
+          <w:rFonts w:hint="eastAsia"/>
+        </w:rPr>
+        <w:t xml:space="preserve"> ML</w:t>
+      </w:r>
+      <w:r>
+        <w:rPr>
+          <w:rFonts w:hint="eastAsia"/>
+        </w:rPr>
+        <w:t>，与</w:t>
+      </w:r>
+      <w:r>
+        <w:rPr>
+          <w:rFonts w:hint="eastAsia"/>
+        </w:rPr>
+        <w:t>Hadoop/Spark</w:t>
+      </w:r>
+      <w:r>
+        <w:rPr>
+          <w:rFonts w:hint="eastAsia"/>
+        </w:rPr>
+        <w:t>生态兼容。</w:t>
+      </w:r>
+      <w:r>
+        <w:rPr>
+          <w:rFonts w:hint="eastAsia"/>
+        </w:rPr>
+        <w:t xml:space="preserve">  </w:t>
+      </w:r>
+    </w:p>
+    <w:p>
+      <w:pPr>
+        <w:ind w:firstLine="420"/>
+        <w:rPr>
+          <w:rFonts w:hint="eastAsia"/>
+        </w:rPr>
+      </w:pPr>
+      <w:r>
+        <w:rPr>
+          <w:rFonts w:hint="eastAsia"/>
+        </w:rPr>
+        <w:t>- Spark</w:t>
+      </w:r>
+      <w:r>
+        <w:rPr>
+          <w:rFonts w:hint="eastAsia"/>
+        </w:rPr>
+        <w:t>：生态最丰富，包括</w:t>
+      </w:r>
+      <w:r>
+        <w:rPr>
+          <w:rFonts w:hint="eastAsia"/>
+        </w:rPr>
+        <w:t>Spark SQL</w:t>
+      </w:r>
+      <w:r>
+        <w:rPr>
+          <w:rFonts w:hint="eastAsia"/>
+        </w:rPr>
+        <w:t>、</w:t>
+      </w:r>
+      <w:proofErr w:type="spellStart"/>
+      <w:r>
+        <w:rPr>
+          <w:rFonts w:hint="eastAsia"/>
+        </w:rPr>
+        <w:t>MLlib</w:t>
+      </w:r>
+      <w:proofErr w:type="spellEnd"/>
+      <w:r>
+        <w:rPr>
+          <w:rFonts w:hint="eastAsia"/>
+        </w:rPr>
+        <w:t>（机器学习）、</w:t>
+      </w:r>
+      <w:proofErr w:type="spellStart"/>
+      <w:r>
+        <w:rPr>
+          <w:rFonts w:hint="eastAsia"/>
+        </w:rPr>
+        <w:t>GraphX</w:t>
+      </w:r>
+      <w:proofErr w:type="spellEnd"/>
+      <w:r>
+        <w:rPr>
+          <w:rFonts w:hint="eastAsia"/>
+        </w:rPr>
+        <w:t>（图计算），与</w:t>
+      </w:r>
+      <w:r>
+        <w:rPr>
+          <w:rFonts w:hint="eastAsia"/>
+        </w:rPr>
+        <w:t>Hadoop</w:t>
+      </w:r>
+      <w:r>
+        <w:rPr>
+          <w:rFonts w:hint="eastAsia"/>
+        </w:rPr>
+        <w:t>生态深度集成。</w:t>
+      </w:r>
+    </w:p>
+    <w:p>
+      <w:pPr>
+        <w:ind w:firstLine="420"/>
+        <w:rPr>
+          <w:rFonts w:hint="eastAsia"/>
+        </w:rPr>
+      </w:pPr>
+      <w:r>
+        <w:rPr>
+          <w:rFonts w:hint="eastAsia"/>
+        </w:rPr>
+        <w:t>3</w:t>
+      </w:r>
+      <w:r>
+        <w:rPr>
+          <w:rFonts w:hint="eastAsia"/>
+        </w:rPr>
+        <w:t>、</w:t>
+      </w:r>
+      <w:r>
+        <w:rPr>
+          <w:rFonts w:hint="eastAsia"/>
+        </w:rPr>
+        <w:t>联系与共性</w:t>
+      </w:r>
+    </w:p>
+    <w:p>
+      <w:pPr>
+        <w:ind w:firstLine="420"/>
+        <w:rPr>
+          <w:rFonts w:hint="eastAsia"/>
+        </w:rPr>
+      </w:pPr>
+      <w:r>
+        <w:t>1</w:t>
+      </w:r>
+      <w:r>
+        <w:rPr>
+          <w:rFonts w:hint="eastAsia"/>
+        </w:rPr>
+        <w:t>）</w:t>
+      </w:r>
+      <w:r>
+        <w:rPr>
+          <w:rFonts w:hint="eastAsia"/>
+        </w:rPr>
+        <w:t>分布式架构：均基于</w:t>
+      </w:r>
+      <w:r>
+        <w:rPr>
+          <w:rFonts w:hint="eastAsia"/>
+        </w:rPr>
+        <w:t>Master-Worker</w:t>
+      </w:r>
+      <w:r>
+        <w:rPr>
+          <w:rFonts w:hint="eastAsia"/>
+        </w:rPr>
+        <w:t>架构（</w:t>
+      </w:r>
+      <w:r>
+        <w:rPr>
+          <w:rFonts w:hint="eastAsia"/>
+        </w:rPr>
+        <w:t>Storm</w:t>
+      </w:r>
+      <w:r>
+        <w:rPr>
+          <w:rFonts w:hint="eastAsia"/>
+        </w:rPr>
+        <w:t>的</w:t>
+      </w:r>
+      <w:r>
+        <w:rPr>
+          <w:rFonts w:hint="eastAsia"/>
+        </w:rPr>
+        <w:t>Nimbus-Supervisor</w:t>
+      </w:r>
+      <w:r>
+        <w:rPr>
+          <w:rFonts w:hint="eastAsia"/>
+        </w:rPr>
+        <w:t>、</w:t>
+      </w:r>
+      <w:proofErr w:type="spellStart"/>
+      <w:r>
+        <w:rPr>
+          <w:rFonts w:hint="eastAsia"/>
+        </w:rPr>
+        <w:t>Flink</w:t>
+      </w:r>
+      <w:proofErr w:type="spellEnd"/>
+      <w:r>
+        <w:rPr>
+          <w:rFonts w:hint="eastAsia"/>
+        </w:rPr>
+        <w:t>的</w:t>
+      </w:r>
+      <w:proofErr w:type="spellStart"/>
+      <w:r>
+        <w:rPr>
+          <w:rFonts w:hint="eastAsia"/>
+        </w:rPr>
+        <w:t>JobManager-TaskManager</w:t>
+      </w:r>
+      <w:proofErr w:type="spellEnd"/>
+      <w:r>
+        <w:rPr>
+          <w:rFonts w:hint="eastAsia"/>
+        </w:rPr>
+        <w:t>、</w:t>
+      </w:r>
+      <w:r>
+        <w:rPr>
+          <w:rFonts w:hint="eastAsia"/>
+        </w:rPr>
+        <w:t>Spark</w:t>
+      </w:r>
+      <w:r>
+        <w:rPr>
+          <w:rFonts w:hint="eastAsia"/>
+        </w:rPr>
+        <w:t>的</w:t>
+      </w:r>
+      <w:r>
+        <w:rPr>
+          <w:rFonts w:hint="eastAsia"/>
+        </w:rPr>
+        <w:t>Driver-Executor</w:t>
+      </w:r>
+      <w:r>
+        <w:rPr>
+          <w:rFonts w:hint="eastAsia"/>
+        </w:rPr>
+        <w:t>），可横向扩展。</w:t>
+      </w:r>
+      <w:r>
+        <w:rPr>
+          <w:rFonts w:hint="eastAsia"/>
+        </w:rPr>
+        <w:t xml:space="preserve">  </w:t>
+      </w:r>
+    </w:p>
+    <w:p>
+      <w:pPr>
+        <w:ind w:firstLine="420"/>
+        <w:rPr>
+          <w:rFonts w:hint="eastAsia"/>
+        </w:rPr>
+      </w:pPr>
+      <w:r>
+        <w:t>2</w:t>
+      </w:r>
+      <w:r>
+        <w:rPr>
+          <w:rFonts w:hint="eastAsia"/>
+        </w:rPr>
+        <w:t>）</w:t>
+      </w:r>
+      <w:r>
+        <w:rPr>
+          <w:rFonts w:hint="eastAsia"/>
+        </w:rPr>
+        <w:t>数据来源兼容：均可接入</w:t>
+      </w:r>
+      <w:r>
+        <w:rPr>
+          <w:rFonts w:hint="eastAsia"/>
+        </w:rPr>
+        <w:t>Kafka</w:t>
+      </w:r>
+      <w:r>
+        <w:rPr>
+          <w:rFonts w:hint="eastAsia"/>
+        </w:rPr>
+        <w:t>、</w:t>
+      </w:r>
+      <w:r>
+        <w:rPr>
+          <w:rFonts w:hint="eastAsia"/>
+        </w:rPr>
+        <w:t>HDFS</w:t>
+      </w:r>
+      <w:r>
+        <w:rPr>
+          <w:rFonts w:hint="eastAsia"/>
+        </w:rPr>
+        <w:t>、数据库等常见数据源。</w:t>
+      </w:r>
+      <w:r>
+        <w:rPr>
+          <w:rFonts w:hint="eastAsia"/>
+        </w:rPr>
+        <w:t xml:space="preserve">  </w:t>
+      </w:r>
+    </w:p>
+    <w:p>
+      <w:pPr>
+        <w:ind w:firstLine="420"/>
+        <w:rPr>
+          <w:rFonts w:hint="eastAsia"/>
+        </w:rPr>
+      </w:pPr>
+      <w:r>
+        <w:t>3</w:t>
+      </w:r>
+      <w:r>
+        <w:rPr>
+          <w:rFonts w:hint="eastAsia"/>
+        </w:rPr>
+        <w:t>）</w:t>
+      </w:r>
+      <w:r>
+        <w:rPr>
+          <w:rFonts w:hint="eastAsia"/>
+        </w:rPr>
+        <w:t>编程模型：均提供高层</w:t>
+      </w:r>
+      <w:r>
+        <w:rPr>
+          <w:rFonts w:hint="eastAsia"/>
+        </w:rPr>
+        <w:t>API</w:t>
+      </w:r>
+      <w:r>
+        <w:rPr>
+          <w:rFonts w:hint="eastAsia"/>
+        </w:rPr>
+        <w:t>（如</w:t>
+      </w:r>
+      <w:proofErr w:type="spellStart"/>
+      <w:r>
+        <w:rPr>
+          <w:rFonts w:hint="eastAsia"/>
+        </w:rPr>
+        <w:t>Flink</w:t>
+      </w:r>
+      <w:proofErr w:type="spellEnd"/>
+      <w:r>
+        <w:rPr>
+          <w:rFonts w:hint="eastAsia"/>
+        </w:rPr>
+        <w:t>的</w:t>
+      </w:r>
+      <w:r>
+        <w:rPr>
+          <w:rFonts w:hint="eastAsia"/>
+        </w:rPr>
+        <w:t>DataStream/</w:t>
+      </w:r>
+      <w:proofErr w:type="spellStart"/>
+      <w:r>
+        <w:rPr>
+          <w:rFonts w:hint="eastAsia"/>
+        </w:rPr>
+        <w:t>DataSet</w:t>
+      </w:r>
+      <w:proofErr w:type="spellEnd"/>
+      <w:r>
+        <w:rPr>
+          <w:rFonts w:hint="eastAsia"/>
+        </w:rPr>
+        <w:t>、</w:t>
+      </w:r>
+      <w:r>
+        <w:rPr>
+          <w:rFonts w:hint="eastAsia"/>
+        </w:rPr>
+        <w:t>Spark</w:t>
+      </w:r>
+      <w:r>
+        <w:rPr>
+          <w:rFonts w:hint="eastAsia"/>
+        </w:rPr>
+        <w:t>的</w:t>
+      </w:r>
+      <w:proofErr w:type="spellStart"/>
+      <w:r>
+        <w:rPr>
+          <w:rFonts w:hint="eastAsia"/>
+        </w:rPr>
+        <w:t>DStream</w:t>
+      </w:r>
+      <w:proofErr w:type="spellEnd"/>
+      <w:r>
+        <w:rPr>
+          <w:rFonts w:hint="eastAsia"/>
+        </w:rPr>
+        <w:t>/RDD</w:t>
+      </w:r>
+      <w:r>
+        <w:rPr>
+          <w:rFonts w:hint="eastAsia"/>
+        </w:rPr>
+        <w:t>），降低开发门槛。</w:t>
+      </w:r>
+      <w:r>
+        <w:rPr>
+          <w:rFonts w:hint="eastAsia"/>
+        </w:rPr>
+        <w:t xml:space="preserve">  </w:t>
+      </w:r>
+    </w:p>
+    <w:p>
+      <w:pPr>
+        <w:ind w:firstLine="420"/>
+        <w:rPr>
+          <w:rFonts w:hint="eastAsia"/>
+        </w:rPr>
+      </w:pPr>
+      <w:r>
+        <w:t>4</w:t>
+      </w:r>
+      <w:r>
+        <w:rPr>
+          <w:rFonts w:hint="eastAsia"/>
+        </w:rPr>
+        <w:t>）</w:t>
+      </w:r>
+      <w:r>
+        <w:rPr>
+          <w:rFonts w:hint="eastAsia"/>
+        </w:rPr>
+        <w:t>容错机制：均通过</w:t>
+      </w:r>
+      <w:r>
+        <w:rPr>
+          <w:rFonts w:hint="eastAsia"/>
+        </w:rPr>
+        <w:t>Checkpoint/</w:t>
+      </w:r>
+      <w:r>
+        <w:rPr>
+          <w:rFonts w:hint="eastAsia"/>
+        </w:rPr>
+        <w:t>快照实现故障恢复，保证计算连续性。</w:t>
+      </w:r>
+    </w:p>
+    <w:p>
+      <w:pPr>
+        <w:ind w:firstLine="420"/>
+        <w:rPr>
+          <w:rFonts w:hint="eastAsia"/>
+        </w:rPr>
+      </w:pPr>
+      <w:r>
+        <w:t>4</w:t>
+      </w:r>
+      <w:r>
+        <w:rPr>
+          <w:rFonts w:hint="eastAsia"/>
+        </w:rPr>
+        <w:t>、</w:t>
+      </w:r>
+      <w:r>
+        <w:rPr>
+          <w:rFonts w:hint="eastAsia"/>
+        </w:rPr>
+        <w:t>适用场景</w:t>
+      </w:r>
+    </w:p>
+    <w:p>
+      <w:pPr>
+        <w:ind w:firstLine="420"/>
+        <w:rPr>
+          <w:rFonts w:hint="eastAsia"/>
+        </w:rPr>
+      </w:pPr>
+      <w:r>
+        <w:t>1</w:t>
+      </w:r>
+      <w:r>
+        <w:rPr>
+          <w:rFonts w:hint="eastAsia"/>
+        </w:rPr>
+        <w:t>）</w:t>
+      </w:r>
+      <w:r>
+        <w:rPr>
+          <w:rFonts w:hint="eastAsia"/>
+        </w:rPr>
+        <w:t>Storm</w:t>
+      </w:r>
+      <w:r>
+        <w:rPr>
+          <w:rFonts w:hint="eastAsia"/>
+        </w:rPr>
+        <w:t>适用场景</w:t>
+      </w:r>
+    </w:p>
+    <w:p>
+      <w:pPr>
+        <w:ind w:firstLine="420"/>
+        <w:rPr>
+          <w:rFonts w:hint="eastAsia"/>
+        </w:rPr>
+      </w:pPr>
+      <w:r>
+        <w:rPr>
+          <w:rFonts w:hint="eastAsia"/>
+        </w:rPr>
+        <w:t xml:space="preserve">- </w:t>
+      </w:r>
+      <w:r>
+        <w:rPr>
+          <w:rFonts w:hint="eastAsia"/>
+        </w:rPr>
+        <w:t>实时性要求极高（毫秒级响应），如实时监控告警、高频交易风控。</w:t>
+      </w:r>
+      <w:r>
+        <w:rPr>
+          <w:rFonts w:hint="eastAsia"/>
+        </w:rPr>
+        <w:t xml:space="preserve">  </w:t>
+      </w:r>
+    </w:p>
+    <w:p>
+      <w:pPr>
+        <w:ind w:firstLine="420"/>
+        <w:rPr>
+          <w:rFonts w:hint="eastAsia"/>
+        </w:rPr>
+      </w:pPr>
+      <w:r>
+        <w:rPr>
+          <w:rFonts w:hint="eastAsia"/>
+        </w:rPr>
+        <w:t xml:space="preserve">- </w:t>
+      </w:r>
+      <w:r>
+        <w:rPr>
+          <w:rFonts w:hint="eastAsia"/>
+        </w:rPr>
+        <w:t>轻状态流处理，如日志清洗、简单过滤聚合。</w:t>
+      </w:r>
+      <w:r>
+        <w:rPr>
+          <w:rFonts w:hint="eastAsia"/>
+        </w:rPr>
+        <w:t xml:space="preserve">  </w:t>
+      </w:r>
+    </w:p>
+    <w:p>
+      <w:pPr>
+        <w:ind w:firstLine="420"/>
+        <w:rPr>
+          <w:rFonts w:hint="eastAsia"/>
+        </w:rPr>
+      </w:pPr>
+      <w:r>
+        <w:rPr>
+          <w:rFonts w:hint="eastAsia"/>
+        </w:rPr>
+        <w:t xml:space="preserve">- </w:t>
+      </w:r>
+      <w:r>
+        <w:rPr>
+          <w:rFonts w:hint="eastAsia"/>
+        </w:rPr>
+        <w:t>需快速上手、部署简单的场景（</w:t>
+      </w:r>
+      <w:r>
+        <w:rPr>
+          <w:rFonts w:hint="eastAsia"/>
+        </w:rPr>
+        <w:t>Storm</w:t>
+      </w:r>
+      <w:r>
+        <w:rPr>
+          <w:rFonts w:hint="eastAsia"/>
+        </w:rPr>
+        <w:t>拓扑启动快）。</w:t>
+      </w:r>
+    </w:p>
+    <w:p>
+      <w:pPr>
+        <w:ind w:firstLine="420"/>
+        <w:rPr>
+          <w:rFonts w:hint="eastAsia"/>
+        </w:rPr>
+      </w:pPr>
+      <w:r>
+        <w:t>2</w:t>
+      </w:r>
+      <w:r>
+        <w:rPr>
+          <w:rFonts w:hint="eastAsia"/>
+        </w:rPr>
+        <w:t>）</w:t>
+      </w:r>
+      <w:proofErr w:type="spellStart"/>
+      <w:r>
+        <w:rPr>
+          <w:rFonts w:hint="eastAsia"/>
+        </w:rPr>
+        <w:t>Flink</w:t>
+      </w:r>
+      <w:proofErr w:type="spellEnd"/>
+      <w:r>
+        <w:rPr>
+          <w:rFonts w:hint="eastAsia"/>
+        </w:rPr>
+        <w:t>适用场景</w:t>
+      </w:r>
+    </w:p>
+    <w:p>
+      <w:pPr>
+        <w:ind w:firstLine="420"/>
+        <w:rPr>
+          <w:rFonts w:hint="eastAsia"/>
+        </w:rPr>
+      </w:pPr>
+      <w:r>
+        <w:rPr>
+          <w:rFonts w:hint="eastAsia"/>
+        </w:rPr>
+        <w:t xml:space="preserve">- </w:t>
+      </w:r>
+      <w:r>
+        <w:rPr>
+          <w:rFonts w:hint="eastAsia"/>
+        </w:rPr>
+        <w:t>流批一体需求：同时处理实时流和离线批数据，如统一的数据中台。</w:t>
+      </w:r>
+      <w:r>
+        <w:rPr>
+          <w:rFonts w:hint="eastAsia"/>
+        </w:rPr>
+        <w:t xml:space="preserve">  </w:t>
+      </w:r>
+    </w:p>
+    <w:p>
+      <w:pPr>
+        <w:ind w:firstLine="420"/>
+        <w:rPr>
+          <w:rFonts w:hint="eastAsia"/>
+        </w:rPr>
+      </w:pPr>
+      <w:r>
+        <w:rPr>
+          <w:rFonts w:hint="eastAsia"/>
+        </w:rPr>
+        <w:lastRenderedPageBreak/>
+        <w:t xml:space="preserve">- </w:t>
+      </w:r>
+      <w:r>
+        <w:rPr>
+          <w:rFonts w:hint="eastAsia"/>
+        </w:rPr>
+        <w:t>复杂状态计算：如窗口聚合（滑动窗口、会话窗口）、实时特征工程。</w:t>
+      </w:r>
+      <w:r>
+        <w:rPr>
+          <w:rFonts w:hint="eastAsia"/>
+        </w:rPr>
+        <w:t xml:space="preserve">  </w:t>
+      </w:r>
+    </w:p>
+    <w:p>
+      <w:pPr>
+        <w:ind w:firstLine="420"/>
+        <w:rPr>
+          <w:rFonts w:hint="eastAsia"/>
+        </w:rPr>
+      </w:pPr>
+      <w:r>
+        <w:rPr>
+          <w:rFonts w:hint="eastAsia"/>
+        </w:rPr>
+        <w:t>- Exactly-Once</w:t>
+      </w:r>
+      <w:r>
+        <w:rPr>
+          <w:rFonts w:hint="eastAsia"/>
+        </w:rPr>
+        <w:t>语义刚需：如金融交易对账、计费系统。</w:t>
+      </w:r>
+      <w:r>
+        <w:rPr>
+          <w:rFonts w:hint="eastAsia"/>
+        </w:rPr>
+        <w:t xml:space="preserve">  </w:t>
+      </w:r>
+    </w:p>
+    <w:p>
+      <w:pPr>
+        <w:ind w:firstLine="420"/>
+        <w:rPr>
+          <w:rFonts w:hint="eastAsia"/>
+        </w:rPr>
+      </w:pPr>
+      <w:r>
+        <w:rPr>
+          <w:rFonts w:hint="eastAsia"/>
+        </w:rPr>
+        <w:t xml:space="preserve">- </w:t>
+      </w:r>
+      <w:r>
+        <w:rPr>
+          <w:rFonts w:hint="eastAsia"/>
+        </w:rPr>
+        <w:t>复杂事件处理（</w:t>
+      </w:r>
+      <w:r>
+        <w:rPr>
+          <w:rFonts w:hint="eastAsia"/>
+        </w:rPr>
+        <w:t>CEP</w:t>
+      </w:r>
+      <w:r>
+        <w:rPr>
+          <w:rFonts w:hint="eastAsia"/>
+        </w:rPr>
+        <w:t>）：如用户行为轨迹分析、异常模式识别。</w:t>
+      </w:r>
+    </w:p>
+    <w:p>
+      <w:pPr>
+        <w:ind w:firstLine="420"/>
+        <w:rPr>
+          <w:rFonts w:hint="eastAsia"/>
+        </w:rPr>
+      </w:pPr>
+      <w:r>
+        <w:t>3</w:t>
+      </w:r>
+      <w:r>
+        <w:rPr>
+          <w:rFonts w:hint="eastAsia"/>
+        </w:rPr>
+        <w:t>）</w:t>
+      </w:r>
+      <w:r>
+        <w:rPr>
+          <w:rFonts w:hint="eastAsia"/>
+        </w:rPr>
+        <w:t>Spark</w:t>
+      </w:r>
+      <w:r>
+        <w:rPr>
+          <w:rFonts w:hint="eastAsia"/>
+        </w:rPr>
+        <w:t>适用场景</w:t>
+      </w:r>
+    </w:p>
+    <w:p>
+      <w:pPr>
+        <w:ind w:firstLine="420"/>
+        <w:rPr>
+          <w:rFonts w:hint="eastAsia"/>
+        </w:rPr>
+      </w:pPr>
+      <w:r>
+        <w:rPr>
+          <w:rFonts w:hint="eastAsia"/>
+        </w:rPr>
+        <w:t xml:space="preserve">- </w:t>
+      </w:r>
+      <w:r>
+        <w:rPr>
+          <w:rFonts w:hint="eastAsia"/>
+        </w:rPr>
+        <w:t>批处理为主：如离线数据分析、</w:t>
+      </w:r>
+      <w:r>
+        <w:rPr>
+          <w:rFonts w:hint="eastAsia"/>
+        </w:rPr>
+        <w:t>ETL</w:t>
+      </w:r>
+      <w:r>
+        <w:rPr>
+          <w:rFonts w:hint="eastAsia"/>
+        </w:rPr>
+        <w:t>任务、日报</w:t>
+      </w:r>
+      <w:r>
+        <w:rPr>
+          <w:rFonts w:hint="eastAsia"/>
+        </w:rPr>
+        <w:t>/</w:t>
+      </w:r>
+      <w:r>
+        <w:rPr>
+          <w:rFonts w:hint="eastAsia"/>
+        </w:rPr>
+        <w:t>周报统计。</w:t>
+      </w:r>
+      <w:r>
+        <w:rPr>
+          <w:rFonts w:hint="eastAsia"/>
+        </w:rPr>
+        <w:t xml:space="preserve">  </w:t>
+      </w:r>
+    </w:p>
+    <w:p>
+      <w:pPr>
+        <w:ind w:firstLine="420"/>
+        <w:rPr>
+          <w:rFonts w:hint="eastAsia"/>
+        </w:rPr>
+      </w:pPr>
+      <w:r>
+        <w:rPr>
+          <w:rFonts w:hint="eastAsia"/>
+        </w:rPr>
+        <w:t xml:space="preserve">- </w:t>
+      </w:r>
+      <w:r>
+        <w:rPr>
+          <w:rFonts w:hint="eastAsia"/>
+        </w:rPr>
+        <w:t>机器学习场景：利用</w:t>
+      </w:r>
+      <w:proofErr w:type="spellStart"/>
+      <w:r>
+        <w:rPr>
+          <w:rFonts w:hint="eastAsia"/>
+        </w:rPr>
+        <w:t>MLlib</w:t>
+      </w:r>
+      <w:proofErr w:type="spellEnd"/>
+      <w:r>
+        <w:rPr>
+          <w:rFonts w:hint="eastAsia"/>
+        </w:rPr>
+        <w:t>进行模型训练和预测（批处理数据）。</w:t>
+      </w:r>
+      <w:r>
+        <w:rPr>
+          <w:rFonts w:hint="eastAsia"/>
+        </w:rPr>
+        <w:t xml:space="preserve">  </w:t>
+      </w:r>
+    </w:p>
+    <w:p>
+      <w:pPr>
+        <w:ind w:firstLine="420"/>
+        <w:rPr>
+          <w:rFonts w:hint="eastAsia"/>
+        </w:rPr>
+      </w:pPr>
+      <w:r>
+        <w:rPr>
+          <w:rFonts w:hint="eastAsia"/>
+        </w:rPr>
+        <w:t>- SQL</w:t>
+      </w:r>
+      <w:r>
+        <w:rPr>
+          <w:rFonts w:hint="eastAsia"/>
+        </w:rPr>
+        <w:t>交互查询：通过</w:t>
+      </w:r>
+      <w:r>
+        <w:rPr>
+          <w:rFonts w:hint="eastAsia"/>
+        </w:rPr>
+        <w:t>Spark SQL</w:t>
+      </w:r>
+      <w:r>
+        <w:rPr>
+          <w:rFonts w:hint="eastAsia"/>
+        </w:rPr>
+        <w:t>进行即席分析，适合数据科学家使用。</w:t>
+      </w:r>
+      <w:r>
+        <w:rPr>
+          <w:rFonts w:hint="eastAsia"/>
+        </w:rPr>
+        <w:t xml:space="preserve">  </w:t>
+      </w:r>
+    </w:p>
+    <w:p>
+      <w:pPr>
+        <w:ind w:firstLine="420"/>
+        <w:rPr>
+          <w:rFonts w:hint="eastAsia"/>
+        </w:rPr>
+      </w:pPr>
+      <w:r>
+        <w:rPr>
+          <w:rFonts w:hint="eastAsia"/>
+        </w:rPr>
+        <w:t xml:space="preserve">- </w:t>
+      </w:r>
+      <w:r>
+        <w:rPr>
+          <w:rFonts w:hint="eastAsia"/>
+        </w:rPr>
+        <w:t>对延迟不敏感的流处理（如分钟级更新的推荐系统）。</w:t>
+      </w:r>
+    </w:p>
+    <w:p/>
+    <w:p>
+      <w:pPr>
+        <w:ind w:firstLine="420"/>
+        <w:rPr>
+          <w:rFonts w:hint="eastAsia"/>
+        </w:rPr>
+      </w:pPr>
+      <w:r>
+        <w:rPr>
+          <w:rFonts w:hint="eastAsia"/>
+        </w:rPr>
+        <w:t>总结</w:t>
+      </w:r>
+    </w:p>
+    <w:p>
+      <w:pPr>
+        <w:ind w:firstLine="420"/>
+        <w:rPr>
+          <w:rFonts w:hint="eastAsia"/>
+        </w:rPr>
+      </w:pPr>
+      <w:r>
+        <w:rPr>
+          <w:rFonts w:hint="eastAsia"/>
+        </w:rPr>
+        <w:t xml:space="preserve">- </w:t>
+      </w:r>
+      <w:r>
+        <w:rPr>
+          <w:rFonts w:hint="eastAsia"/>
+        </w:rPr>
+        <w:t>追求极致实时性（毫秒级）且逻辑简单：选</w:t>
+      </w:r>
+      <w:r>
+        <w:rPr>
+          <w:rFonts w:hint="eastAsia"/>
+        </w:rPr>
+        <w:t>Storm</w:t>
+      </w:r>
+      <w:r>
+        <w:rPr>
+          <w:rFonts w:hint="eastAsia"/>
+        </w:rPr>
+        <w:t>。</w:t>
+      </w:r>
+      <w:r>
+        <w:rPr>
+          <w:rFonts w:hint="eastAsia"/>
+        </w:rPr>
+        <w:t xml:space="preserve">  </w:t>
+      </w:r>
+    </w:p>
+    <w:p>
+      <w:pPr>
+        <w:ind w:firstLine="420"/>
+        <w:rPr>
+          <w:rFonts w:hint="eastAsia"/>
+        </w:rPr>
+      </w:pPr>
+      <w:r>
+        <w:rPr>
+          <w:rFonts w:hint="eastAsia"/>
+        </w:rPr>
+        <w:t xml:space="preserve">- </w:t>
+      </w:r>
+      <w:r>
+        <w:rPr>
+          <w:rFonts w:hint="eastAsia"/>
+        </w:rPr>
+        <w:t>需</w:t>
+      </w:r>
+      <w:r>
+        <w:rPr>
+          <w:rFonts w:hint="eastAsia"/>
+          <w:color w:val="FF0000"/>
+        </w:rPr>
+        <w:t>流批一体、强状态管理或</w:t>
+      </w:r>
+      <w:r>
+        <w:rPr>
+          <w:rFonts w:hint="eastAsia"/>
+          <w:color w:val="FF0000"/>
+        </w:rPr>
+        <w:t>Exactly-Once</w:t>
+      </w:r>
+      <w:r>
+        <w:rPr>
+          <w:rFonts w:hint="eastAsia"/>
+        </w:rPr>
+        <w:t>：选</w:t>
+      </w:r>
+      <w:proofErr w:type="spellStart"/>
+      <w:r>
+        <w:rPr>
+          <w:rFonts w:hint="eastAsia"/>
+        </w:rPr>
+        <w:t>Flink</w:t>
+      </w:r>
+      <w:proofErr w:type="spellEnd"/>
+      <w:r>
+        <w:rPr>
+          <w:rFonts w:hint="eastAsia"/>
+        </w:rPr>
+        <w:t>。</w:t>
+      </w:r>
+      <w:r>
+        <w:rPr>
+          <w:rFonts w:hint="eastAsia"/>
+        </w:rPr>
+        <w:t xml:space="preserve">  </w:t>
+      </w:r>
+    </w:p>
+    <w:p>
+      <w:pPr>
+        <w:ind w:firstLine="420"/>
+        <w:rPr>
+          <w:rFonts w:hint="eastAsia"/>
+        </w:rPr>
+      </w:pPr>
+      <w:r>
+        <w:rPr>
+          <w:rFonts w:hint="eastAsia"/>
+        </w:rPr>
+        <w:t xml:space="preserve">- </w:t>
+      </w:r>
+      <w:r>
+        <w:rPr>
+          <w:rFonts w:hint="eastAsia"/>
+        </w:rPr>
+        <w:t>以批处理为主、生态丰富或机器学习：选</w:t>
+      </w:r>
+      <w:r>
+        <w:rPr>
+          <w:rFonts w:hint="eastAsia"/>
+        </w:rPr>
+        <w:t>Spark</w:t>
+      </w:r>
+      <w:r>
+        <w:rPr>
+          <w:rFonts w:hint="eastAsia"/>
+        </w:rPr>
+        <w:t>。</w:t>
+      </w:r>
+      <w:r>
+        <w:rPr>
+          <w:rFonts w:hint="eastAsia"/>
+        </w:rPr>
+        <w:t xml:space="preserve">  </w:t>
+      </w:r>
+    </w:p>
+    <w:p>
+      <w:pPr>
+        <w:ind w:firstLine="420"/>
+        <w:rPr>
+          <w:rFonts w:hint="eastAsia"/>
+        </w:rPr>
+      </w:pPr>
+      <w:r>
+        <w:rPr>
+          <w:rFonts w:hint="eastAsia"/>
+        </w:rPr>
+        <w:t>实际生产中，三者也可混合使用（如</w:t>
+      </w:r>
+      <w:proofErr w:type="spellStart"/>
+      <w:r>
+        <w:rPr>
+          <w:rFonts w:hint="eastAsia"/>
+        </w:rPr>
+        <w:t>Flink</w:t>
+      </w:r>
+      <w:proofErr w:type="spellEnd"/>
+      <w:r>
+        <w:rPr>
+          <w:rFonts w:hint="eastAsia"/>
+        </w:rPr>
+        <w:t>处理实时流，</w:t>
+      </w:r>
+      <w:r>
+        <w:rPr>
+          <w:rFonts w:hint="eastAsia"/>
+        </w:rPr>
+        <w:t>Spark</w:t>
+      </w:r>
+      <w:r>
+        <w:rPr>
+          <w:rFonts w:hint="eastAsia"/>
+        </w:rPr>
+        <w:t>处理离线批），根据具体业务需求灵活选择。</w:t>
+      </w:r>
     </w:p>
     <w:sectPr>
       <w:pgSz w:w="11906" w:h="16838"/>
